--- a/static/downloads/pt-br/docx/layer-0/invariants-register.docx
+++ b/static/downloads/pt-br/docx/layer-0/invariants-register.docx
@@ -87,7 +87,7 @@
         <w:t xml:space="preserve"> </w:t>
       </w:r>
       <w:r>
-        <w:t xml:space="preserve">2026-06-26</w:t>
+        <w:t xml:space="preserve">2026-07-07</w:t>
       </w:r>
     </w:p>
     <w:p>
@@ -238,10 +238,10 @@
     </w:p>
     <w:p>
       <w:pPr>
-        <w:pStyle w:val="BlockText"/>
-      </w:pPr>
-      <w:r>
-        <w:t xml:space="preserve">Invariantes são restrições que NÃO DEVEM ser violadas enquanto estiverem em vigor. Nenhuma decisão, papel, processo ou medida emergencial pode sobrepor um invariante. Se surgir um conflito entre um invariante e qualquer outra regra, o invariante prevalece.</w:t>
+        <w:pStyle w:val="FirstParagraph"/>
+      </w:pPr>
+      <w:r>
+        <w:t xml:space="preserve">&gt; Invariantes são restrições que NÃO DEVEM ser violadas enquanto estiverem em vigor. Nenhuma decisão, papel, processo ou medida emergencial pode sobrepor um invariante. Se surgir um conflito entre um invariante e qualquer outra regra, o invariante prevalece.</w:t>
       </w:r>
     </w:p>
     <w:p>
@@ -411,8 +411,14 @@
     </w:p>
     <w:p>
       <w:pPr>
-        <w:pStyle w:val="BlockText"/>
-      </w:pPr>
+        <w:pStyle w:val="BodyText"/>
+      </w:pPr>
+      <w:r>
+        <w:t xml:space="preserve">&gt;</w:t>
+      </w:r>
+      <w:r>
+        <w:t xml:space="preserve"> </w:t>
+      </w:r>
       <w:r>
         <w:rPr>
           <w:b/>
@@ -420,19 +426,29 @@
         </w:rPr>
         <w:t xml:space="preserve">Justificativa — Por que os invariantes não podem ser sobrepostos</w:t>
       </w:r>
+      <w:r>
+        <w:t xml:space="preserve"> </w:t>
+      </w:r>
+      <w:r>
+        <w:t xml:space="preserve">&gt;</w:t>
+      </w:r>
+      <w:r>
+        <w:t xml:space="preserve"> </w:t>
+      </w:r>
+      <w:r>
+        <w:t xml:space="preserve">&gt; Os invariantes são o piso rígido do sistema — as coisas que precisam continuar verdadeiras mesmo sob pressão, emergência ou votação popular. Se qualquer decisão, papel ou medida de crise pudesse sobrepô-los, eles deixariam de ser restrições e se tornariam preferências. Listá-los explicitamente e vinculá-los a todas as camadas é o que torna o sistema de governança confiável sob estresse, não apenas em dias tranquilos.</w:t>
+      </w:r>
     </w:p>
     <w:p>
       <w:pPr>
-        <w:pStyle w:val="BlockText"/>
-      </w:pPr>
-      <w:r>
-        <w:t xml:space="preserve">Os invariantes são o piso rígido do sistema — as coisas que precisam continuar verdadeiras mesmo sob pressão, emergência ou votação popular. Se qualquer decisão, papel ou medida de crise pudesse sobrepô-los, eles deixariam de ser restrições e se tornariam preferências. Listá-los explicitamente e vinculá-los a todas as camadas é o que torna o sistema de governança confiável sob estresse, não apenas em dias tranquilos.</w:t>
-      </w:r>
-    </w:p>
-    <w:p>
-      <w:pPr>
-        <w:pStyle w:val="BlockText"/>
-      </w:pPr>
+        <w:pStyle w:val="BodyText"/>
+      </w:pPr>
+      <w:r>
+        <w:t xml:space="preserve">&gt;</w:t>
+      </w:r>
+      <w:r>
+        <w:t xml:space="preserve"> </w:t>
+      </w:r>
       <w:r>
         <w:rPr>
           <w:b/>
@@ -440,13 +456,17 @@
         </w:rPr>
         <w:t xml:space="preserve">Instruções — Como preencher</w:t>
       </w:r>
-    </w:p>
-    <w:p>
-      <w:pPr>
-        <w:pStyle w:val="BlockText"/>
-      </w:pPr>
-      <w:r>
-        <w:t xml:space="preserve">Cada invariante é uma restrição rígida. Mantenha-os poucos, específicos e absolutos — formulados de modo que qualquer violação seja inequivocamente identificável. Categorias comuns: proteção do propósito, rastreabilidade da autoridade, direitos de saída, neutralidade ideológica, não extração, primazia da segurança.</w:t>
+      <w:r>
+        <w:t xml:space="preserve"> </w:t>
+      </w:r>
+      <w:r>
+        <w:t xml:space="preserve">&gt;</w:t>
+      </w:r>
+      <w:r>
+        <w:t xml:space="preserve"> </w:t>
+      </w:r>
+      <w:r>
+        <w:t xml:space="preserve">&gt; Cada invariante é uma restrição rígida. Mantenha-os poucos, específicos e absolutos — formulados de modo que qualquer violação seja inequivocamente identificável. Categorias comuns: proteção do propósito, rastreabilidade da autoridade, direitos de saída, neutralidade ideológica, não extração, primazia da segurança.</w:t>
       </w:r>
     </w:p>
     <w:tbl>
@@ -543,6 +563,9 @@
             <w:pPr>
               <w:pStyle w:val="Compact"/>
             </w:pPr>
+            <w:r>
+              <w:t xml:space="preserve">&lt;AAAA-MM-DD&gt;</w:t>
+            </w:r>
           </w:p>
         </w:tc>
         <w:tc>
@@ -590,6 +613,9 @@
             <w:pPr>
               <w:pStyle w:val="Compact"/>
             </w:pPr>
+            <w:r>
+              <w:t xml:space="preserve">&lt;AAAA-MM-DD&gt;</w:t>
+            </w:r>
           </w:p>
         </w:tc>
         <w:tc>
@@ -637,6 +663,9 @@
             <w:pPr>
               <w:pStyle w:val="Compact"/>
             </w:pPr>
+            <w:r>
+              <w:t xml:space="preserve">&lt;AAAA-MM-DD&gt;</w:t>
+            </w:r>
           </w:p>
         </w:tc>
         <w:tc>
@@ -684,6 +713,9 @@
             <w:pPr>
               <w:pStyle w:val="Compact"/>
             </w:pPr>
+            <w:r>
+              <w:t xml:space="preserve">&lt;AAAA-MM-DD&gt;</w:t>
+            </w:r>
           </w:p>
         </w:tc>
         <w:tc>
@@ -731,6 +763,9 @@
             <w:pPr>
               <w:pStyle w:val="Compact"/>
             </w:pPr>
+            <w:r>
+              <w:t xml:space="preserve">&lt;AAAA-MM-DD&gt;</w:t>
+            </w:r>
           </w:p>
         </w:tc>
         <w:tc>
@@ -778,6 +813,9 @@
             <w:pPr>
               <w:pStyle w:val="Compact"/>
             </w:pPr>
+            <w:r>
+              <w:t xml:space="preserve">&lt;AAAA-MM-DD&gt;</w:t>
+            </w:r>
           </w:p>
         </w:tc>
         <w:tc>
@@ -827,6 +865,9 @@
       </w:r>
       <w:r>
         <w:t xml:space="preserve"> </w:t>
+      </w:r>
+      <w:r>
+        <w:t xml:space="preserve">&lt;AAAA-MM-DD&gt;</w:t>
       </w:r>
     </w:p>
     <w:p>

--- a/static/downloads/pt-br/docx/layer-0/invariants-register.docx
+++ b/static/downloads/pt-br/docx/layer-0/invariants-register.docx
@@ -87,7 +87,7 @@
         <w:t xml:space="preserve"> </w:t>
       </w:r>
       <w:r>
-        <w:t xml:space="preserve">2026-07-07</w:t>
+        <w:t xml:space="preserve">2026-08-31</w:t>
       </w:r>
     </w:p>
     <w:p>
